--- a/docs/setup.docx
+++ b/docs/setup.docx
@@ -3223,6 +3223,152 @@
         <w:t xml:space="preserve">) parte da solo, partiziona i dischi secondo la topologia scelta a Step 0, installa Ubuntu Server e inietta la chiave SSH. Al termine il nodo si riavvia da solo.</w:t>
       </w:r>
     </w:p>
+    <w:tbl>
+      <w:tblPr>
+        <w:tblW w:type="pct" w:w="100%"/>
+        <w:tblBorders>
+          <w:top w:val="single" w:color="auto" w:sz="4"/>
+          <w:left w:val="single" w:color="auto" w:sz="4"/>
+          <w:bottom w:val="single" w:color="auto" w:sz="4"/>
+          <w:right w:val="single" w:color="auto" w:sz="4"/>
+          <w:insideH w:val="single" w:color="auto" w:sz="4"/>
+          <w:insideV w:val="single" w:color="auto" w:sz="4"/>
+        </w:tblBorders>
+      </w:tblPr>
+      <w:tblGrid>
+        <w:gridCol w:w="9350"/>
+      </w:tblGrid>
+      <w:tr>
+        <w:tc>
+          <w:tcPr>
+            <w:tcW w:type="dxa" w:w="9350"/>
+            <w:tcBorders>
+              <w:top w:val="single" w:color="E0B33C" w:sz="12"/>
+              <w:left w:val="single" w:color="E0B33C" w:sz="24"/>
+              <w:bottom w:val="single" w:color="E0B33C" w:sz="12"/>
+              <w:right w:val="single" w:color="E0B33C" w:sz="12"/>
+            </w:tcBorders>
+            <w:shd w:fill="FFF4D6" w:color="auto" w:val="clear"/>
+            <w:tcMar>
+              <w:top w:type="dxa" w:w="160"/>
+              <w:left w:type="dxa" w:w="200"/>
+              <w:bottom w:type="dxa" w:w="160"/>
+              <w:right w:type="dxa" w:w="200"/>
+            </w:tcMar>
+          </w:tcPr>
+          <w:p>
+            <w:pPr>
+              <w:spacing w:after="100"/>
+            </w:pPr>
+            <w:r>
+              <w:rPr>
+                <w:rFonts w:ascii="Calibri" w:cs="Calibri" w:eastAsia="Calibri" w:hAnsi="Calibri"/>
+                <w:b/>
+                <w:bCs/>
+              </w:rPr>
+              <w:t xml:space="preserve">Problema noto — moduli Optane PMem</w:t>
+            </w:r>
+            <w:r>
+              <w:rPr>
+                <w:rFonts w:ascii="Calibri" w:cs="Calibri" w:eastAsia="Calibri" w:hAnsi="Calibri"/>
+              </w:rPr>
+              <w:t xml:space="preserve">: la selezione del disco (</w:t>
+            </w:r>
+            <w:r>
+              <w:rPr>
+                <w:rFonts w:ascii="Consolas" w:cs="Consolas" w:eastAsia="Consolas" w:hAnsi="Consolas"/>
+                <w:color w:val="AA1155"/>
+                <w:sz w:val="20"/>
+                <w:szCs w:val="20"/>
+                <w:shd w:fill="F2F2F2" w:color="auto" w:val="clear"/>
+              </w:rPr>
+              <w:t xml:space="preserve">match: {}</w:t>
+            </w:r>
+            <w:r>
+              <w:rPr>
+                <w:rFonts w:ascii="Calibri" w:cs="Calibri" w:eastAsia="Calibri" w:hAnsi="Calibri"/>
+              </w:rPr>
+              <w:t xml:space="preserve"> in </w:t>
+            </w:r>
+            <w:r>
+              <w:rPr>
+                <w:rFonts w:ascii="Consolas" w:cs="Consolas" w:eastAsia="Consolas" w:hAnsi="Consolas"/>
+                <w:color w:val="AA1155"/>
+                <w:sz w:val="20"/>
+                <w:szCs w:val="20"/>
+                <w:shd w:fill="F2F2F2" w:color="auto" w:val="clear"/>
+              </w:rPr>
+              <w:t xml:space="preserve">iso/storage-*-disk.yaml</w:t>
+            </w:r>
+            <w:r>
+              <w:rPr>
+                <w:rFonts w:ascii="Calibri" w:cs="Calibri" w:eastAsia="Calibri" w:hAnsi="Calibri"/>
+              </w:rPr>
+              <w:t xml:space="preserve">) non esclude i device </w:t>
+            </w:r>
+            <w:r>
+              <w:rPr>
+                <w:rFonts w:ascii="Consolas" w:cs="Consolas" w:eastAsia="Consolas" w:hAnsi="Consolas"/>
+                <w:color w:val="AA1155"/>
+                <w:sz w:val="20"/>
+                <w:szCs w:val="20"/>
+                <w:shd w:fill="F2F2F2" w:color="auto" w:val="clear"/>
+              </w:rPr>
+              <w:t xml:space="preserve">/dev/pmem*</w:t>
+            </w:r>
+            <w:r>
+              <w:rPr>
+                <w:rFonts w:ascii="Calibri" w:cs="Calibri" w:eastAsia="Calibri" w:hAnsi="Calibri"/>
+              </w:rPr>
+              <w:t xml:space="preserve">. Su un nodo con moduli Intel Optane Persistent Memory installati, l'installazione può finire lì invece che sul disco SATA/NVMe atteso (esito comunque utilizzabile — PMem è più veloce — ma non deterministico).</w:t>
+            </w:r>
+          </w:p>
+          <w:p>
+            <w:pPr>
+              <w:spacing w:after="0"/>
+            </w:pPr>
+            <w:r>
+              <w:rPr>
+                <w:rFonts w:ascii="Calibri" w:cs="Calibri" w:eastAsia="Calibri" w:hAnsi="Calibri"/>
+              </w:rPr>
+              <w:t xml:space="preserve">Dopo il primo boot verifica con </w:t>
+            </w:r>
+            <w:r>
+              <w:rPr>
+                <w:rFonts w:ascii="Consolas" w:cs="Consolas" w:eastAsia="Consolas" w:hAnsi="Consolas"/>
+                <w:color w:val="AA1155"/>
+                <w:sz w:val="20"/>
+                <w:szCs w:val="20"/>
+                <w:shd w:fill="F2F2F2" w:color="auto" w:val="clear"/>
+              </w:rPr>
+              <w:t xml:space="preserve">lsblk</w:t>
+            </w:r>
+            <w:r>
+              <w:rPr>
+                <w:rFonts w:ascii="Calibri" w:cs="Calibri" w:eastAsia="Calibri" w:hAnsi="Calibri"/>
+              </w:rPr>
+              <w:t xml:space="preserve"> dove sono finiti root/ESP/Datastore prima di procedere. Non ancora corretto in questo repo — vedi </w:t>
+            </w:r>
+            <w:r>
+              <w:rPr>
+                <w:rFonts w:ascii="Consolas" w:cs="Consolas" w:eastAsia="Consolas" w:hAnsi="Consolas"/>
+                <w:color w:val="AA1155"/>
+                <w:sz w:val="20"/>
+                <w:szCs w:val="20"/>
+                <w:shd w:fill="F2F2F2" w:color="auto" w:val="clear"/>
+              </w:rPr>
+              <w:t xml:space="preserve">logbook_first_boot.md</w:t>
+            </w:r>
+            <w:r>
+              <w:rPr>
+                <w:rFonts w:ascii="Calibri" w:cs="Calibri" w:eastAsia="Calibri" w:hAnsi="Calibri"/>
+              </w:rPr>
+              <w:t xml:space="preserve"> (Problema 1).</w:t>
+            </w:r>
+          </w:p>
+        </w:tc>
+      </w:tr>
+    </w:tbl>
     <w:p>
       <w:pPr>
         <w:pStyle w:val="Heading3"/>
@@ -4339,13 +4485,45 @@
           <w:szCs w:val="20"/>
           <w:shd w:fill="F2F2F2" w:color="auto" w:val="clear"/>
         </w:rPr>
-        <w:t xml:space="preserve">docker run --rm --gpus all nvidia/cuda:12.4.1-base-ubuntu24.04 nvidia-smi</w:t>
-      </w:r>
-      <w:r>
-        <w:rPr>
-          <w:rFonts w:ascii="Calibri" w:cs="Calibri" w:eastAsia="Calibri" w:hAnsi="Calibri"/>
-        </w:rPr>
-        <w:t xml:space="preserve"> mostra la GPU dentro un container.</w:t>
+        <w:t xml:space="preserve">docker run --rm --gpus all nvidia/cuda:12.6.0-base-ubuntu24.04 nvidia-smi</w:t>
+      </w:r>
+      <w:r>
+        <w:rPr>
+          <w:rFonts w:ascii="Calibri" w:cs="Calibri" w:eastAsia="Calibri" w:hAnsi="Calibri"/>
+        </w:rPr>
+        <w:t xml:space="preserve"> mostra la GPU dentro un container (il tag </w:t>
+      </w:r>
+      <w:r>
+        <w:rPr>
+          <w:rFonts w:ascii="Consolas" w:cs="Consolas" w:eastAsia="Consolas" w:hAnsi="Consolas"/>
+          <w:color w:val="AA1155"/>
+          <w:sz w:val="20"/>
+          <w:szCs w:val="20"/>
+          <w:shd w:fill="F2F2F2" w:color="auto" w:val="clear"/>
+        </w:rPr>
+        <w:t xml:space="preserve">12.4.1-base-ubuntu24.04</w:t>
+      </w:r>
+      <w:r>
+        <w:rPr>
+          <w:rFonts w:ascii="Calibri" w:cs="Calibri" w:eastAsia="Calibri" w:hAnsi="Calibri"/>
+        </w:rPr>
+        <w:t xml:space="preserve"> citato in precedenza risulta ritirato da Docker Hub — confermato sul collaudo reale del 2026-08-23, vedi </w:t>
+      </w:r>
+      <w:r>
+        <w:rPr>
+          <w:rFonts w:ascii="Consolas" w:cs="Consolas" w:eastAsia="Consolas" w:hAnsi="Consolas"/>
+          <w:color w:val="AA1155"/>
+          <w:sz w:val="20"/>
+          <w:szCs w:val="20"/>
+          <w:shd w:fill="F2F2F2" w:color="auto" w:val="clear"/>
+        </w:rPr>
+        <w:t xml:space="preserve">logbook_first_boot.md</w:t>
+      </w:r>
+      <w:r>
+        <w:rPr>
+          <w:rFonts w:ascii="Calibri" w:cs="Calibri" w:eastAsia="Calibri" w:hAnsi="Calibri"/>
+        </w:rPr>
+        <w:t xml:space="preserve">).</w:t>
       </w:r>
     </w:p>
     <w:p>
